--- a/courses/Spring26/hw/hw9.docx
+++ b/courses/Spring26/hw/hw9.docx
@@ -283,7 +283,61 @@
           <w:kern w:val="2"/>
           <w:lang w:val="en-US"/>
         </w:rPr>
-        <w:t>] Run chunk_sizes_32 and chunk_sizes_64. Explain the outputs. The source code is in the slides.</w:t>
+        <w:t xml:space="preserve">] Run </w:t>
+      </w:r>
+      <w:r>
+        <w:rPr>
+          <w:rFonts w:ascii="Linux Libertine Display O" w:eastAsia="AR PL SungtiL GB" w:hAnsi="Linux Libertine Display O" w:cs="Lohit Devanagari"/>
+          <w:color w:val="000000"/>
+          <w:kern w:val="2"/>
+          <w:lang w:val="en-US"/>
+        </w:rPr>
+        <w:t>heapsizes_32</w:t>
+      </w:r>
+      <w:r>
+        <w:rPr>
+          <w:rFonts w:ascii="Linux Libertine Display O" w:eastAsia="AR PL SungtiL GB" w:hAnsi="Linux Libertine Display O" w:cs="Lohit Devanagari"/>
+          <w:color w:val="000000"/>
+          <w:kern w:val="2"/>
+          <w:lang w:val="en-US"/>
+        </w:rPr>
+        <w:t xml:space="preserve"> </w:t>
+      </w:r>
+      <w:r>
+        <w:rPr>
+          <w:rFonts w:ascii="Linux Libertine Display O" w:eastAsia="AR PL SungtiL GB" w:hAnsi="Linux Libertine Display O" w:cs="Lohit Devanagari"/>
+          <w:color w:val="000000"/>
+          <w:kern w:val="2"/>
+          <w:lang w:val="en-US"/>
+        </w:rPr>
+        <w:t xml:space="preserve">and </w:t>
+      </w:r>
+      <w:r>
+        <w:rPr>
+          <w:rFonts w:ascii="Linux Libertine Display O" w:eastAsia="AR PL SungtiL GB" w:hAnsi="Linux Libertine Display O" w:cs="Lohit Devanagari"/>
+          <w:color w:val="000000"/>
+          <w:kern w:val="2"/>
+          <w:lang w:val="en-US"/>
+        </w:rPr>
+        <w:t>heapsizes_</w:t>
+      </w:r>
+      <w:r>
+        <w:rPr>
+          <w:rFonts w:ascii="Linux Libertine Display O" w:eastAsia="AR PL SungtiL GB" w:hAnsi="Linux Libertine Display O" w:cs="Lohit Devanagari"/>
+          <w:color w:val="000000"/>
+          <w:kern w:val="2"/>
+          <w:lang w:val="en-US"/>
+        </w:rPr>
+        <w:t>64</w:t>
+      </w:r>
+      <w:r>
+        <w:rPr>
+          <w:rFonts w:ascii="Linux Libertine Display O" w:eastAsia="AR PL SungtiL GB" w:hAnsi="Linux Libertine Display O" w:cs="Lohit Devanagari"/>
+          <w:color w:val="000000"/>
+          <w:kern w:val="2"/>
+          <w:lang w:val="en-US"/>
+        </w:rPr>
+        <w:t>. Explain the outputs. The source code is in the slides.</w:t>
       </w:r>
     </w:p>
     <w:p>
@@ -419,6 +473,15 @@
           <w:lang w:val="en-US"/>
         </w:rPr>
       </w:pPr>
+      <w:r>
+        <w:rPr>
+          <w:rFonts w:ascii="Linux Libertine Display O" w:eastAsia="AR PL SungtiL GB" w:hAnsi="Linux Libertine Display O" w:cs="Lohit Devanagari"/>
+          <w:color w:val="000000"/>
+          <w:kern w:val="2"/>
+          <w:lang w:val="en-US"/>
+        </w:rPr>
+        <w:t>s</w:t>
+      </w:r>
     </w:p>
     <w:p>
       <w:pPr>
@@ -1055,7 +1118,6 @@
     <w:rPr>
       <w:color w:val="000080"/>
       <w:u w:val="single"/>
-      <w:lang/>
     </w:rPr>
   </w:style>
   <w:style w:type="character" w:customStyle="1" w:styleId="Bullets">
